--- a/ind.docx
+++ b/ind.docx
@@ -17,6 +17,12 @@
     <w:p>
       <w:r>
         <w:t>npm install react-toastify lucide-react react-icons</w:t>
+      </w:r>
+    </w:p>
+    <w:p/>
+    <w:p>
+      <w:r>
+        <w:t>npm install react-icons</w:t>
       </w:r>
     </w:p>
     <w:sectPr>
@@ -632,6 +638,7 @@
   <w:style w:type="character" w:default="1" w:styleId="DefaultParagraphFont">
     <w:name w:val="Default Paragraph Font"/>
     <w:uiPriority w:val="1"/>
+    <w:semiHidden/>
     <w:unhideWhenUsed/>
   </w:style>
   <w:style w:type="table" w:default="1" w:styleId="TableNormal">
